--- a/assets/docs/37.-Bai-9-On-tap-chuong-2-DongPhong-Vo.docx
+++ b/assets/docs/37.-Bai-9-On-tap-chuong-2-DongPhong-Vo.docx
@@ -4739,7 +4739,7 @@
           <w:rStyle w:val="Hyperlink"/>
           <w:rFonts w:ascii="Times New Roman" w:hAnsi="Times New Roman" w:cs="Times New Roman"/>
         </w:rPr>
-        <w:t>http://o2.edu.vn</w:t>
+        <w:t>https://giasu.ai.vn/</w:t>
       </w:r>
     </w:hyperlink>
     <w:bookmarkStart w:id="0" w:name="_GoBack"/>
@@ -4866,7 +4866,7 @@
           <w:rStyle w:val="Hyperlink"/>
           <w:rFonts w:ascii="Times New Roman" w:hAnsi="Times New Roman" w:cs="Times New Roman"/>
         </w:rPr>
-        <w:t>http://o2.edu.vn</w:t>
+        <w:t>https://giasu.ai.vn/</w:t>
       </w:r>
     </w:hyperlink>
   </w:p>
